--- a/Portfolio/Eszközleiras.docx
+++ b/Portfolio/Eszközleiras.docx
@@ -4,7 +4,354 @@
   <w:body>
     <w:p>
       <w:pPr>
-        <w:pStyle w:val="NormlWeb"/>
+        <w:pStyle w:val="Cmsor1"/>
+        <w:jc w:val="center"/>
+        <w:rPr>
+          <w:sz w:val="40"/>
+        </w:rPr>
+      </w:pPr>
+      <w:r>
+        <w:rPr>
+          <w:sz w:val="40"/>
+        </w:rPr>
+        <w:t>Hálózati Infrastruktúra Tervezése és</w:t>
+      </w:r>
+      <w:r>
+        <w:rPr>
+          <w:sz w:val="40"/>
+        </w:rPr>
+        <w:t xml:space="preserve"> </w:t>
+      </w:r>
+      <w:r>
+        <w:rPr>
+          <w:sz w:val="40"/>
+        </w:rPr>
+        <w:t>Kivitelezése</w:t>
+      </w:r>
+    </w:p>
+    <w:p>
+      <w:pPr>
+        <w:pStyle w:val="Cmsor1"/>
+        <w:jc w:val="center"/>
+        <w:rPr>
+          <w:color w:val="808080" w:themeColor="background1" w:themeShade="80"/>
+          <w:sz w:val="36"/>
+        </w:rPr>
+      </w:pPr>
+      <w:r>
+        <w:rPr>
+          <w:color w:val="808080" w:themeColor="background1" w:themeShade="80"/>
+          <w:sz w:val="36"/>
+        </w:rPr>
+        <w:t>Bevezetés</w:t>
+      </w:r>
+    </w:p>
+    <w:p>
+      <w:pPr>
+        <w:rPr>
+          <w:rFonts w:ascii="Times New Roman" w:hAnsi="Times New Roman" w:cs="Times New Roman"/>
+          <w:sz w:val="28"/>
+        </w:rPr>
+      </w:pPr>
+      <w:r>
+        <w:rPr>
+          <w:sz w:val="28"/>
+        </w:rPr>
+        <w:br/>
+      </w:r>
+      <w:r>
+        <w:rPr>
+          <w:rFonts w:ascii="Times New Roman" w:hAnsi="Times New Roman" w:cs="Times New Roman"/>
+          <w:sz w:val="28"/>
+        </w:rPr>
+        <w:t xml:space="preserve">Jelen projekt keretében egy közepes méretű vállalat három telephelyének teljes hálózati infrastruktúráját kell megterveznünk és megvalósítanunk. </w:t>
+      </w:r>
+      <w:r>
+        <w:rPr>
+          <w:rFonts w:ascii="Times New Roman" w:hAnsi="Times New Roman" w:cs="Times New Roman"/>
+          <w:sz w:val="28"/>
+        </w:rPr>
+        <w:br/>
+        <w:t xml:space="preserve">A feladat célja egy stabil, biztonságos, skálázható és korszerű vállalati hálózat kialakítása, amely támogatja az üzleti és technikai igényeket, </w:t>
+      </w:r>
+      <w:r>
+        <w:rPr>
+          <w:rFonts w:ascii="Times New Roman" w:hAnsi="Times New Roman" w:cs="Times New Roman"/>
+          <w:sz w:val="28"/>
+        </w:rPr>
+        <w:br/>
+        <w:t>valamint biztosítja a telephelyek közötti megbízható és titkosított kommunikációt.</w:t>
+      </w:r>
+      <w:r>
+        <w:rPr>
+          <w:rFonts w:ascii="Times New Roman" w:hAnsi="Times New Roman" w:cs="Times New Roman"/>
+          <w:sz w:val="28"/>
+        </w:rPr>
+        <w:br/>
+      </w:r>
+      <w:r>
+        <w:rPr>
+          <w:rFonts w:ascii="Times New Roman" w:hAnsi="Times New Roman" w:cs="Times New Roman"/>
+          <w:sz w:val="28"/>
+        </w:rPr>
+        <w:br/>
+        <w:t xml:space="preserve">A projekt során részletes hálózati topológiát készítünk, kialakítjuk a VLAN-struktúrát, megtervezzük az IPv4 és IPv6 címzést, valamint </w:t>
+      </w:r>
+      <w:r>
+        <w:rPr>
+          <w:rFonts w:ascii="Times New Roman" w:hAnsi="Times New Roman" w:cs="Times New Roman"/>
+          <w:sz w:val="28"/>
+        </w:rPr>
+        <w:br/>
+        <w:t xml:space="preserve">beállítjuk a szükséges </w:t>
+      </w:r>
+      <w:proofErr w:type="spellStart"/>
+      <w:r>
+        <w:rPr>
+          <w:rFonts w:ascii="Times New Roman" w:hAnsi="Times New Roman" w:cs="Times New Roman"/>
+          <w:sz w:val="28"/>
+        </w:rPr>
+        <w:t>routing</w:t>
+      </w:r>
+      <w:proofErr w:type="spellEnd"/>
+      <w:r>
+        <w:rPr>
+          <w:rFonts w:ascii="Times New Roman" w:hAnsi="Times New Roman" w:cs="Times New Roman"/>
+          <w:sz w:val="28"/>
+        </w:rPr>
+        <w:t xml:space="preserve"> protokollokat. Gondoskodunk a belső hálózat szegmentálásáról, a redundancia megvalósításáról, </w:t>
+      </w:r>
+      <w:r>
+        <w:rPr>
+          <w:rFonts w:ascii="Times New Roman" w:hAnsi="Times New Roman" w:cs="Times New Roman"/>
+          <w:sz w:val="28"/>
+        </w:rPr>
+        <w:br/>
+        <w:t xml:space="preserve">a hálózati szolgáltatások (például DHCP, DNS, web- és fájlszolgáltatások) konfigurálásáról, valamint a biztonsági megoldások – </w:t>
+      </w:r>
+      <w:r>
+        <w:rPr>
+          <w:rFonts w:ascii="Times New Roman" w:hAnsi="Times New Roman" w:cs="Times New Roman"/>
+          <w:sz w:val="28"/>
+        </w:rPr>
+        <w:br/>
+        <w:t>például tűzfal, ACL-ek és VPN – implementálásáról.</w:t>
+      </w:r>
+      <w:r>
+        <w:rPr>
+          <w:rFonts w:ascii="Times New Roman" w:hAnsi="Times New Roman" w:cs="Times New Roman"/>
+          <w:sz w:val="28"/>
+        </w:rPr>
+        <w:br/>
+      </w:r>
+      <w:r>
+        <w:rPr>
+          <w:rFonts w:ascii="Times New Roman" w:hAnsi="Times New Roman" w:cs="Times New Roman"/>
+          <w:sz w:val="28"/>
+        </w:rPr>
+        <w:br/>
+        <w:t xml:space="preserve">A megvalósítás során külön figyelmet fordítunk a biztonságos távoli elérésre, a telephelyek közötti titkosított VPN-kapcsolatok kiépítésére, </w:t>
+      </w:r>
+      <w:r>
+        <w:rPr>
+          <w:rFonts w:ascii="Times New Roman" w:hAnsi="Times New Roman" w:cs="Times New Roman"/>
+          <w:sz w:val="28"/>
+        </w:rPr>
+        <w:br/>
+        <w:t xml:space="preserve">valamint az </w:t>
+      </w:r>
+      <w:proofErr w:type="spellStart"/>
+      <w:r>
+        <w:rPr>
+          <w:rFonts w:ascii="Times New Roman" w:hAnsi="Times New Roman" w:cs="Times New Roman"/>
+          <w:sz w:val="28"/>
+        </w:rPr>
+        <w:t>IoT</w:t>
+      </w:r>
+      <w:proofErr w:type="spellEnd"/>
+      <w:r>
+        <w:rPr>
+          <w:rFonts w:ascii="Times New Roman" w:hAnsi="Times New Roman" w:cs="Times New Roman"/>
+          <w:sz w:val="28"/>
+        </w:rPr>
+        <w:t xml:space="preserve"> eszközök megfelelő elkülönítésére és védelmére. A projekt része továbbá a rendszer működésének tesztelése, </w:t>
+      </w:r>
+      <w:r>
+        <w:rPr>
+          <w:rFonts w:ascii="Times New Roman" w:hAnsi="Times New Roman" w:cs="Times New Roman"/>
+          <w:sz w:val="28"/>
+        </w:rPr>
+        <w:br/>
+        <w:t>a dokumentáció elkészítése, valamint a hálózat rövid, szakmai bemutatása.</w:t>
+      </w:r>
+      <w:r>
+        <w:rPr>
+          <w:rFonts w:ascii="Times New Roman" w:hAnsi="Times New Roman" w:cs="Times New Roman"/>
+          <w:sz w:val="28"/>
+        </w:rPr>
+        <w:br/>
+      </w:r>
+      <w:r>
+        <w:rPr>
+          <w:rFonts w:ascii="Times New Roman" w:hAnsi="Times New Roman" w:cs="Times New Roman"/>
+          <w:sz w:val="28"/>
+        </w:rPr>
+        <w:br/>
+        <w:t xml:space="preserve">Feladatunk tehát egy teljes körű, professzionális vállalati hálózati infrastruktúra megtervezése, konfigurálása, tesztelése és dokumentálása, </w:t>
+      </w:r>
+      <w:r>
+        <w:rPr>
+          <w:rFonts w:ascii="Times New Roman" w:hAnsi="Times New Roman" w:cs="Times New Roman"/>
+          <w:sz w:val="28"/>
+        </w:rPr>
+        <w:br/>
+        <w:t>a megadott műszaki követelmények és biztonsági elvárások alapján.</w:t>
+      </w:r>
+      <w:r>
+        <w:rPr>
+          <w:rFonts w:ascii="Times New Roman" w:hAnsi="Times New Roman" w:cs="Times New Roman"/>
+          <w:sz w:val="28"/>
+        </w:rPr>
+        <w:br/>
+      </w:r>
+    </w:p>
+    <w:p>
+      <w:pPr>
+        <w:pStyle w:val="Cmsor2"/>
+      </w:pPr>
+      <w:r>
+        <w:t>Projektcsapat tagjai</w:t>
+      </w:r>
+    </w:p>
+    <w:p>
+      <w:pPr>
+        <w:pStyle w:val="Felsorols"/>
+        <w:rPr>
+          <w:rFonts w:ascii="Times New Roman" w:hAnsi="Times New Roman" w:cs="Times New Roman"/>
+        </w:rPr>
+      </w:pPr>
+      <w:proofErr w:type="spellStart"/>
+      <w:r>
+        <w:rPr>
+          <w:rFonts w:ascii="Times New Roman" w:hAnsi="Times New Roman" w:cs="Times New Roman"/>
+        </w:rPr>
+        <w:t>Gyárfás</w:t>
+      </w:r>
+      <w:proofErr w:type="spellEnd"/>
+      <w:r>
+        <w:rPr>
+          <w:rFonts w:ascii="Times New Roman" w:hAnsi="Times New Roman" w:cs="Times New Roman"/>
+        </w:rPr>
+        <w:t xml:space="preserve"> </w:t>
+      </w:r>
+      <w:proofErr w:type="spellStart"/>
+      <w:r>
+        <w:rPr>
+          <w:rFonts w:ascii="Times New Roman" w:hAnsi="Times New Roman" w:cs="Times New Roman"/>
+        </w:rPr>
+        <w:t>Tót</w:t>
+      </w:r>
+      <w:proofErr w:type="spellEnd"/>
+      <w:r>
+        <w:rPr>
+          <w:rFonts w:ascii="Times New Roman" w:hAnsi="Times New Roman" w:cs="Times New Roman"/>
+        </w:rPr>
+        <w:t xml:space="preserve"> Péter</w:t>
+      </w:r>
+    </w:p>
+    <w:p>
+      <w:pPr>
+        <w:pStyle w:val="Felsorols"/>
+        <w:rPr>
+          <w:rFonts w:ascii="Times New Roman" w:hAnsi="Times New Roman" w:cs="Times New Roman"/>
+        </w:rPr>
+      </w:pPr>
+      <w:r>
+        <w:rPr>
+          <w:rFonts w:ascii="Times New Roman" w:hAnsi="Times New Roman" w:cs="Times New Roman"/>
+        </w:rPr>
+        <w:t xml:space="preserve">Bozó Atilla </w:t>
+      </w:r>
+      <w:proofErr w:type="spellStart"/>
+      <w:r>
+        <w:rPr>
+          <w:rFonts w:ascii="Times New Roman" w:hAnsi="Times New Roman" w:cs="Times New Roman"/>
+        </w:rPr>
+        <w:t>Pétet</w:t>
+      </w:r>
+      <w:proofErr w:type="spellEnd"/>
+    </w:p>
+    <w:p>
+      <w:pPr>
+        <w:pStyle w:val="Felsorols"/>
+      </w:pPr>
+      <w:proofErr w:type="spellStart"/>
+      <w:r>
+        <w:rPr>
+          <w:rFonts w:ascii="Times New Roman" w:hAnsi="Times New Roman" w:cs="Times New Roman"/>
+        </w:rPr>
+        <w:t>Kotlár</w:t>
+      </w:r>
+      <w:proofErr w:type="spellEnd"/>
+      <w:r>
+        <w:rPr>
+          <w:rFonts w:ascii="Times New Roman" w:hAnsi="Times New Roman" w:cs="Times New Roman"/>
+        </w:rPr>
+        <w:t xml:space="preserve"> </w:t>
+      </w:r>
+      <w:proofErr w:type="spellStart"/>
+      <w:r>
+        <w:rPr>
+          <w:rFonts w:ascii="Times New Roman" w:hAnsi="Times New Roman" w:cs="Times New Roman"/>
+        </w:rPr>
+        <w:t>Mátyás</w:t>
+      </w:r>
+      <w:proofErr w:type="spellEnd"/>
+      <w:r>
+        <w:rPr>
+          <w:rFonts w:ascii="Times New Roman" w:hAnsi="Times New Roman" w:cs="Times New Roman"/>
+        </w:rPr>
+        <w:t xml:space="preserve"> </w:t>
+      </w:r>
+      <w:proofErr w:type="spellStart"/>
+      <w:r>
+        <w:rPr>
+          <w:rFonts w:ascii="Times New Roman" w:hAnsi="Times New Roman" w:cs="Times New Roman"/>
+        </w:rPr>
+        <w:t>Levente</w:t>
+      </w:r>
+      <w:proofErr w:type="spellEnd"/>
+    </w:p>
+    <w:p>
+      <w:pPr>
+        <w:pStyle w:val="NormlWeb"/>
+        <w:rPr>
+          <w:sz w:val="28"/>
+          <w:szCs w:val="28"/>
+        </w:rPr>
+      </w:pPr>
+    </w:p>
+    <w:p>
+      <w:pPr>
+        <w:rPr>
+          <w:rFonts w:ascii="Times New Roman" w:eastAsia="Times New Roman" w:hAnsi="Times New Roman" w:cs="Times New Roman"/>
+          <w:sz w:val="28"/>
+          <w:szCs w:val="28"/>
+          <w:lang w:eastAsia="hu-HU"/>
+        </w:rPr>
+      </w:pPr>
+      <w:r>
+        <w:rPr>
+          <w:sz w:val="28"/>
+          <w:szCs w:val="28"/>
+        </w:rPr>
+        <w:br w:type="page"/>
+      </w:r>
+    </w:p>
+    <w:p>
+      <w:pPr>
+        <w:pStyle w:val="NormlWeb"/>
+        <w:spacing w:after="840" w:afterAutospacing="0"/>
         <w:rPr>
           <w:sz w:val="28"/>
           <w:szCs w:val="28"/>
@@ -19,10 +366,11 @@
           <w:sz w:val="28"/>
           <w:szCs w:val="28"/>
         </w:rPr>
+        <w:lastRenderedPageBreak/>
         <w:drawing>
           <wp:inline distT="0" distB="0" distL="0" distR="0" wp14:anchorId="143FE4EE" wp14:editId="723E3455">
-            <wp:extent cx="5954165" cy="3242605"/>
-            <wp:effectExtent l="0" t="0" r="8890" b="0"/>
+            <wp:extent cx="5719141" cy="3608705"/>
+            <wp:effectExtent l="0" t="0" r="0" b="0"/>
             <wp:docPr id="1" name="Kép 1"/>
             <wp:cNvGraphicFramePr>
               <a:graphicFrameLocks xmlns:a="http://schemas.openxmlformats.org/drawingml/2006/main" noChangeAspect="1"/>
@@ -35,7 +383,7 @@
                     <pic:cNvPicPr/>
                   </pic:nvPicPr>
                   <pic:blipFill>
-                    <a:blip r:embed="rId5">
+                    <a:blip r:embed="rId7">
                       <a:extLst>
                         <a:ext uri="{28A0092B-C50C-407E-A947-70E740481C1C}">
                           <a14:useLocalDpi xmlns:a14="http://schemas.microsoft.com/office/drawing/2010/main" val="0"/>
@@ -49,7 +397,7 @@
                   <pic:spPr>
                     <a:xfrm>
                       <a:off x="0" y="0"/>
-                      <a:ext cx="6022960" cy="3280070"/>
+                      <a:ext cx="5895382" cy="3719911"/>
                     </a:xfrm>
                     <a:prstGeom prst="rect">
                       <a:avLst/>
@@ -65,135 +413,67 @@
     <w:p>
       <w:pPr>
         <w:pStyle w:val="NormlWeb"/>
-        <w:rPr>
-          <w:sz w:val="28"/>
-          <w:szCs w:val="28"/>
-        </w:rPr>
-      </w:pPr>
-      <w:r>
-        <w:rPr>
-          <w:sz w:val="28"/>
-          <w:szCs w:val="28"/>
-        </w:rPr>
-        <w:t>Az ábrán egy több telephelyes, Cisco eszközökre épülő hálózati topológia látható. Az alábbiakban</w:t>
-      </w:r>
-      <w:r>
-        <w:rPr>
-          <w:sz w:val="28"/>
-          <w:szCs w:val="28"/>
-        </w:rPr>
-        <w:t xml:space="preserve"> mindent leírunk</w:t>
-      </w:r>
-      <w:r>
-        <w:rPr>
-          <w:sz w:val="28"/>
-          <w:szCs w:val="28"/>
-        </w:rPr>
-        <w:t xml:space="preserve">, milyen </w:t>
-      </w:r>
-      <w:r>
-        <w:rPr>
-          <w:rStyle w:val="Kiemels2"/>
-          <w:b w:val="0"/>
-          <w:sz w:val="28"/>
-          <w:szCs w:val="28"/>
-        </w:rPr>
-        <w:t>eszközök</w:t>
-      </w:r>
-      <w:r>
-        <w:rPr>
-          <w:sz w:val="28"/>
-          <w:szCs w:val="28"/>
-        </w:rPr>
-        <w:t xml:space="preserve"> szerepelnek benne, és </w:t>
-      </w:r>
-      <w:r>
-        <w:rPr>
-          <w:rStyle w:val="Kiemels2"/>
-          <w:b w:val="0"/>
-          <w:sz w:val="28"/>
-          <w:szCs w:val="28"/>
-        </w:rPr>
-        <w:t>milyen kábelekkel</w:t>
-      </w:r>
-      <w:r>
-        <w:rPr>
-          <w:sz w:val="28"/>
-          <w:szCs w:val="28"/>
-        </w:rPr>
-        <w:t xml:space="preserve"> vannak </w:t>
+      </w:pPr>
+      <w:r>
+        <w:t>Az ábrán egy több telephelyből álló, összetett hálózati topológia látható, amely teljes egészében Cisco gyártó hálózati eszközeire épül. A hálózat megtervezése és szemléltetése során arra törekedtünk, hogy egy valós vállalati környezethez hasonló infrastruktúrát mutassunk be, ahol több különálló helyszín – például irodák vagy telephelyek – hálózatai kapcsolódnak egymáshoz különböző hálózati eszközök és összeköttetések segítségével. Az ábrán részletesen megfigyelhető, hogy az egyes telephelyeken milyen típusú eszközök találhatók, valamint az is, hogy ezek az eszközök milyen módon kommunikálnak egymással.</w:t>
+      </w:r>
+    </w:p>
+    <w:p>
+      <w:pPr>
+        <w:pStyle w:val="NormlWeb"/>
+      </w:pPr>
+      <w:r>
+        <w:t xml:space="preserve">A topológia tartalmaz különböző hálózati berendezéseket, például routereket, </w:t>
       </w:r>
       <w:proofErr w:type="spellStart"/>
       <w:r>
-        <w:rPr>
-          <w:sz w:val="28"/>
-          <w:szCs w:val="28"/>
-        </w:rPr>
-        <w:t>összekötve</w:t>
-      </w:r>
-      <w:r>
-        <w:rPr>
-          <w:sz w:val="28"/>
-          <w:szCs w:val="28"/>
-        </w:rPr>
-        <w:t>.</w:t>
-      </w:r>
-      <w:r>
-        <w:rPr>
-          <w:sz w:val="28"/>
-          <w:szCs w:val="28"/>
-        </w:rPr>
-        <w:t>Az</w:t>
+        <w:t>switcheket</w:t>
       </w:r>
       <w:proofErr w:type="spellEnd"/>
       <w:r>
-        <w:rPr>
-          <w:sz w:val="28"/>
-          <w:szCs w:val="28"/>
-        </w:rPr>
-        <w:t xml:space="preserve"> ábra megalkotásához a Cisco </w:t>
+        <w:t xml:space="preserve"> és végponti eszközöket. Ezek az eszközök együtt biztosítják a hálózat megfelelő működését, az adatforgalom irányítását, valamint a különböző alhálózatok közötti kommunikációt. Az egyes eszközök között különféle típusú kábelek találhatók, amelyek a hálózati kapcsolatok fizikai megvalósítását biztosítják. A kábelek típusa attól függ, hogy milyen eszközök kerülnek összekapcsolásra, illetve milyen kommunikációs szerepet töltenek be a hálózatban.</w:t>
+      </w:r>
+    </w:p>
+    <w:p>
+      <w:pPr>
+        <w:pStyle w:val="NormlWeb"/>
+      </w:pPr>
+      <w:r>
+        <w:t>Az alábbi leírás részletesen bemutatja, hogy a hálózati topológiában pontosan milyen eszközök szerepelnek, valamint azt is, hogy ezek az eszközök milyen kábeleken keresztül kapcsolódnak egymáshoz. A leírás célja, hogy egyértelműen megérthető legyen a hálózat felépítése, az egyes kapcsolatok típusa, illetve az eszközök elhelyezkedése a rendszerben.</w:t>
+      </w:r>
+    </w:p>
+    <w:p>
+      <w:pPr>
+        <w:pStyle w:val="NormlWeb"/>
+        <w:spacing w:after="3000" w:afterAutospacing="0"/>
+      </w:pPr>
+      <w:r>
+        <w:t xml:space="preserve">Az ábra elkészítéséhez a Cisco </w:t>
       </w:r>
       <w:proofErr w:type="spellStart"/>
       <w:r>
-        <w:rPr>
-          <w:sz w:val="28"/>
-          <w:szCs w:val="28"/>
-        </w:rPr>
         <w:t>Packet</w:t>
       </w:r>
       <w:proofErr w:type="spellEnd"/>
       <w:r>
-        <w:rPr>
-          <w:sz w:val="28"/>
-          <w:szCs w:val="28"/>
-        </w:rPr>
         <w:t xml:space="preserve"> </w:t>
       </w:r>
       <w:proofErr w:type="spellStart"/>
       <w:r>
-        <w:rPr>
-          <w:sz w:val="28"/>
-          <w:szCs w:val="28"/>
-        </w:rPr>
         <w:t>Tracer</w:t>
       </w:r>
       <w:proofErr w:type="spellEnd"/>
       <w:r>
-        <w:rPr>
-          <w:sz w:val="28"/>
-          <w:szCs w:val="28"/>
-        </w:rPr>
-        <w:t xml:space="preserve"> nevű szoftvert használtuk</w:t>
-      </w:r>
-      <w:r>
-        <w:rPr>
-          <w:sz w:val="28"/>
-          <w:szCs w:val="28"/>
-        </w:rPr>
-        <w:t>.</w:t>
-      </w:r>
-      <w:bookmarkStart w:id="0" w:name="_GoBack"/>
-      <w:bookmarkEnd w:id="0"/>
+        <w:t xml:space="preserve"> nevű hálózatszimulációs szoftvert használtuk. Ez a program lehetővé teszi különböző hálózati topológiák megtervezését, szimulálását és vizuális megjelenítését. A szoftver segítségével valós Cisco eszközökhöz hasonló környezetben lehet </w:t>
+      </w:r>
+      <w:proofErr w:type="spellStart"/>
+      <w:r>
+        <w:t>hálózatokat</w:t>
+      </w:r>
+      <w:proofErr w:type="spellEnd"/>
+      <w:r>
+        <w:t xml:space="preserve"> kialakítani, konfigurálni, valamint tesztelni azok működését. Ennek köszönhetően a létrehozott topológia nemcsak szemléltetési célokat szolgál, hanem jól modellezi egy valódi hálózati infrastruktúra működését is.</w:t>
+      </w:r>
     </w:p>
     <w:p>
       <w:pPr>
@@ -221,6 +501,7 @@
           <w:u w:val="single"/>
           <w:lang w:eastAsia="hu-HU"/>
         </w:rPr>
+        <w:lastRenderedPageBreak/>
         <w:t>Központi iroda</w:t>
       </w:r>
       <w:r>
@@ -255,6 +536,7 @@
           <w:rFonts w:ascii="Segoe UI Emoji" w:eastAsia="Times New Roman" w:hAnsi="Segoe UI Emoji" w:cs="Segoe UI Emoji"/>
           <w:b/>
           <w:bCs/>
+          <w:color w:val="000000" w:themeColor="text1"/>
           <w:sz w:val="36"/>
           <w:szCs w:val="36"/>
           <w:lang w:eastAsia="hu-HU"/>
@@ -329,7 +611,6 @@
         </w:rPr>
         <w:t xml:space="preserve"> </w:t>
       </w:r>
-      <w:proofErr w:type="spellStart"/>
     </w:p>
     <w:p>
       <w:pPr>
@@ -345,7 +626,6 @@
           <w:lang w:eastAsia="hu-HU"/>
         </w:rPr>
       </w:pPr>
-      <w:proofErr w:type="spellEnd"/>
       <w:r>
         <w:rPr>
           <w:rFonts w:ascii="Times New Roman" w:eastAsia="Times New Roman" w:hAnsi="Times New Roman" w:cs="Times New Roman"/>
@@ -412,7 +692,6 @@
           <w:lang w:eastAsia="hu-HU"/>
         </w:rPr>
       </w:pPr>
-      <w:proofErr w:type="spellStart"/>
       <w:r>
         <w:rPr>
           <w:rFonts w:ascii="Times New Roman" w:eastAsia="Times New Roman" w:hAnsi="Times New Roman" w:cs="Times New Roman"/>
@@ -420,17 +699,7 @@
           <w:szCs w:val="28"/>
           <w:lang w:eastAsia="hu-HU"/>
         </w:rPr>
-        <w:t xml:space="preserve">1 </w:t>
-      </w:r>
-      <w:proofErr w:type="spellEnd"/>
-      <w:r>
-        <w:rPr>
-          <w:rFonts w:ascii="Times New Roman" w:eastAsia="Times New Roman" w:hAnsi="Times New Roman" w:cs="Times New Roman"/>
-          <w:sz w:val="28"/>
-          <w:szCs w:val="28"/>
-          <w:lang w:eastAsia="hu-HU"/>
-        </w:rPr>
-        <w:t xml:space="preserve">db </w:t>
+        <w:t xml:space="preserve">1 db </w:t>
       </w:r>
       <w:r>
         <w:rPr>
@@ -552,10 +821,17 @@
         <w:pStyle w:val="Cmsor2"/>
       </w:pPr>
       <w:r>
-        <w:t>Végponti eszközök</w:t>
-      </w:r>
-      <w:r>
-        <w:t>:</w:t>
+        <w:rPr>
+          <w:rFonts w:ascii="Segoe UI Emoji" w:hAnsi="Segoe UI Emoji" w:cs="Segoe UI Emoji"/>
+          <w:color w:val="000000" w:themeColor="text1"/>
+        </w:rPr>
+        <w:t>🔹</w:t>
+      </w:r>
+      <w:r>
+        <w:t xml:space="preserve"> </w:t>
+      </w:r>
+      <w:r>
+        <w:t>Végponti eszközök:</w:t>
       </w:r>
     </w:p>
     <w:p>
@@ -669,6 +945,24 @@
       </w:pPr>
       <w:r>
         <w:rPr>
+          <w:rFonts w:ascii="Segoe UI Emoji" w:hAnsi="Segoe UI Emoji" w:cs="Segoe UI Emoji"/>
+          <w:b/>
+          <w:color w:val="000000" w:themeColor="text1"/>
+          <w:sz w:val="40"/>
+          <w:szCs w:val="40"/>
+        </w:rPr>
+        <w:t>🔹</w:t>
+      </w:r>
+      <w:r>
+        <w:rPr>
+          <w:b/>
+          <w:sz w:val="40"/>
+          <w:szCs w:val="40"/>
+        </w:rPr>
+        <w:t xml:space="preserve"> </w:t>
+      </w:r>
+      <w:r>
+        <w:rPr>
           <w:b/>
           <w:sz w:val="40"/>
           <w:szCs w:val="40"/>
@@ -717,7 +1011,6 @@
           <w:sz w:val="28"/>
           <w:szCs w:val="28"/>
         </w:rPr>
-        <w:lastRenderedPageBreak/>
         <w:t>Switch</w:t>
       </w:r>
       <w:proofErr w:type="spellEnd"/>
@@ -895,14 +1188,7 @@
           <w:sz w:val="28"/>
           <w:szCs w:val="28"/>
         </w:rPr>
-        <w:t>Switch</w:t>
-      </w:r>
-      <w:r>
-        <w:rPr>
-          <w:sz w:val="28"/>
-          <w:szCs w:val="28"/>
-        </w:rPr>
-        <w:t>0</w:t>
+        <w:t>Switch0</w:t>
       </w:r>
     </w:p>
     <w:p>
@@ -929,14 +1215,7 @@
           <w:sz w:val="28"/>
           <w:szCs w:val="28"/>
         </w:rPr>
-        <w:t>Switch</w:t>
-      </w:r>
-      <w:r>
-        <w:rPr>
-          <w:sz w:val="28"/>
-          <w:szCs w:val="28"/>
-        </w:rPr>
-        <w:t>0</w:t>
+        <w:t>Switch0</w:t>
       </w:r>
     </w:p>
     <w:p>
@@ -946,6 +1225,8 @@
           <w:ilvl w:val="1"/>
           <w:numId w:val="3"/>
         </w:numPr>
+        <w:spacing w:after="4920" w:afterAutospacing="0"/>
+        <w:ind w:left="1434" w:hanging="357"/>
         <w:rPr>
           <w:sz w:val="28"/>
           <w:szCs w:val="28"/>
@@ -963,24 +1244,18 @@
           <w:sz w:val="28"/>
           <w:szCs w:val="28"/>
         </w:rPr>
-        <w:t>Switch</w:t>
-      </w:r>
-      <w:r>
-        <w:rPr>
-          <w:sz w:val="28"/>
-          <w:szCs w:val="28"/>
-        </w:rPr>
-        <w:t>0</w:t>
-      </w:r>
-    </w:p>
-    <w:p>
-      <w:pPr>
-        <w:pStyle w:val="NormlWeb"/>
-        <w:spacing w:before="4200" w:beforeAutospacing="0"/>
+        <w:t>Switch0</w:t>
+      </w:r>
+    </w:p>
+    <w:p>
+      <w:pPr>
+        <w:pStyle w:val="NormlWeb"/>
+        <w:spacing w:before="1920" w:beforeAutospacing="0"/>
         <w:rPr>
           <w:b/>
           <w:sz w:val="36"/>
           <w:szCs w:val="36"/>
+          <w:u w:val="single"/>
         </w:rPr>
       </w:pPr>
       <w:r>
@@ -988,22 +1263,26 @@
           <w:b/>
           <w:sz w:val="36"/>
           <w:szCs w:val="36"/>
-        </w:rPr>
-        <w:t>Északi telephely</w:t>
-      </w:r>
-      <w:r>
-        <w:rPr>
-          <w:b/>
-          <w:sz w:val="36"/>
-          <w:szCs w:val="36"/>
-        </w:rPr>
-        <w:t>:</w:t>
+          <w:u w:val="single"/>
+        </w:rPr>
+        <w:lastRenderedPageBreak/>
+        <w:t>Északi telephely:</w:t>
       </w:r>
     </w:p>
     <w:p>
       <w:pPr>
         <w:pStyle w:val="Cmsor2"/>
       </w:pPr>
+      <w:r>
+        <w:rPr>
+          <w:rFonts w:ascii="Segoe UI Emoji" w:hAnsi="Segoe UI Emoji" w:cs="Segoe UI Emoji"/>
+          <w:color w:val="000000" w:themeColor="text1"/>
+        </w:rPr>
+        <w:t>🔹</w:t>
+      </w:r>
+      <w:r>
+        <w:t xml:space="preserve"> </w:t>
+      </w:r>
       <w:r>
         <w:t>Hálózati eszközök</w:t>
       </w:r>
@@ -1073,12 +1352,15 @@
       <w:pPr>
         <w:pStyle w:val="Cmsor2"/>
       </w:pPr>
+      <w:bookmarkStart w:id="0" w:name="_Hlk223593231"/>
       <w:r>
         <w:rPr>
           <w:rFonts w:ascii="Segoe UI Emoji" w:hAnsi="Segoe UI Emoji" w:cs="Segoe UI Emoji"/>
+          <w:color w:val="000000" w:themeColor="text1"/>
         </w:rPr>
         <w:t>🔹</w:t>
       </w:r>
+      <w:bookmarkEnd w:id="0"/>
       <w:r>
         <w:t xml:space="preserve"> Végpontok</w:t>
       </w:r>
@@ -1285,6 +1567,8 @@
           <w:ilvl w:val="1"/>
           <w:numId w:val="6"/>
         </w:numPr>
+        <w:spacing w:after="8040" w:afterAutospacing="0"/>
+        <w:ind w:left="1434" w:hanging="357"/>
         <w:rPr>
           <w:sz w:val="28"/>
           <w:szCs w:val="28"/>
@@ -1314,6 +1598,7 @@
           <w:color w:val="000000" w:themeColor="text1"/>
           <w:sz w:val="36"/>
           <w:szCs w:val="36"/>
+          <w:u w:val="single"/>
         </w:rPr>
       </w:pPr>
       <w:r>
@@ -1321,6 +1606,14 @@
           <w:color w:val="000000" w:themeColor="text1"/>
         </w:rPr>
         <w:lastRenderedPageBreak/>
+        <w:t xml:space="preserve"> </w:t>
+      </w:r>
+      <w:r>
+        <w:rPr>
+          <w:b/>
+          <w:color w:val="000000" w:themeColor="text1"/>
+          <w:u w:val="single"/>
+        </w:rPr>
         <w:t xml:space="preserve"> </w:t>
       </w:r>
       <w:r>
@@ -1330,8 +1623,20 @@
           <w:color w:val="000000" w:themeColor="text1"/>
           <w:sz w:val="36"/>
           <w:szCs w:val="36"/>
+          <w:u w:val="single"/>
         </w:rPr>
         <w:t>Déli telephely</w:t>
+      </w:r>
+      <w:r>
+        <w:rPr>
+          <w:rFonts w:ascii="Times New Roman" w:hAnsi="Times New Roman" w:cs="Times New Roman"/>
+          <w:b/>
+          <w:color w:val="000000" w:themeColor="text1"/>
+          <w:sz w:val="36"/>
+          <w:szCs w:val="36"/>
+          <w:u w:val="single"/>
+        </w:rPr>
+        <w:t>:</w:t>
       </w:r>
     </w:p>
     <w:p>
@@ -1465,6 +1770,7 @@
       <w:r>
         <w:rPr>
           <w:rFonts w:ascii="Segoe UI Emoji" w:hAnsi="Segoe UI Emoji" w:cs="Segoe UI Emoji"/>
+          <w:color w:val="000000" w:themeColor="text1"/>
           <w:sz w:val="28"/>
           <w:szCs w:val="28"/>
         </w:rPr>
@@ -1588,6 +1894,16 @@
         <w:pStyle w:val="Cmsor2"/>
       </w:pPr>
       <w:r>
+        <w:rPr>
+          <w:rFonts w:ascii="Segoe UI Emoji" w:hAnsi="Segoe UI Emoji" w:cs="Segoe UI Emoji"/>
+          <w:color w:val="000000" w:themeColor="text1"/>
+        </w:rPr>
+        <w:t>🔹</w:t>
+      </w:r>
+      <w:r>
+        <w:t xml:space="preserve"> </w:t>
+      </w:r>
+      <w:r>
         <w:t>Kábelezés</w:t>
       </w:r>
     </w:p>
@@ -1687,10 +2003,7 @@
         </w:numPr>
       </w:pPr>
       <w:r>
-        <w:t>PC10 → Switch</w:t>
-      </w:r>
-      <w:r>
-        <w:t>3</w:t>
+        <w:t>PC10 → Switch3</w:t>
       </w:r>
     </w:p>
     <w:p>
@@ -1702,10 +2015,7 @@
         </w:numPr>
       </w:pPr>
       <w:r>
-        <w:t>PC11 → Switch</w:t>
-      </w:r>
-      <w:r>
-        <w:t>3</w:t>
+        <w:t>PC11 → Switch3</w:t>
       </w:r>
     </w:p>
     <w:p>
@@ -1722,10 +2032,7 @@
       </w:r>
       <w:proofErr w:type="spellEnd"/>
       <w:r>
-        <w:t xml:space="preserve"> Pi 5 → Switch</w:t>
-      </w:r>
-      <w:r>
-        <w:t>3</w:t>
+        <w:t xml:space="preserve"> Pi 5 → Switch3</w:t>
       </w:r>
     </w:p>
     <w:p>
@@ -1737,11 +2044,16 @@
         </w:numPr>
       </w:pPr>
       <w:r>
-        <w:t>Laptop → Switch</w:t>
-      </w:r>
-      <w:r>
-        <w:t>3</w:t>
-      </w:r>
+        <w:t>Laptop</w:t>
+      </w:r>
+      <w:r>
+        <w:t xml:space="preserve"> (ESP32)</w:t>
+      </w:r>
+      <w:r>
+        <w:t xml:space="preserve"> → Switch3</w:t>
+      </w:r>
+      <w:bookmarkStart w:id="1" w:name="_GoBack"/>
+      <w:bookmarkEnd w:id="1"/>
     </w:p>
     <w:p>
       <w:pPr>
@@ -1760,10 +2072,7 @@
       </w:r>
       <w:proofErr w:type="spellEnd"/>
       <w:r>
-        <w:t xml:space="preserve"> → Switch</w:t>
-      </w:r>
-      <w:r>
-        <w:t>3</w:t>
+        <w:t xml:space="preserve"> → Switch3</w:t>
       </w:r>
     </w:p>
     <w:p/>
@@ -1824,6 +2133,8 @@
     </w:p>
     <w:p/>
     <w:sectPr>
+      <w:headerReference w:type="default" r:id="rId8"/>
+      <w:footerReference w:type="default" r:id="rId9"/>
       <w:pgSz w:w="11906" w:h="16838"/>
       <w:pgMar w:top="1417" w:right="1417" w:bottom="1417" w:left="1417" w:header="708" w:footer="708" w:gutter="0"/>
       <w:cols w:space="708"/>
@@ -1833,9 +2144,137 @@
 </w:document>
 </file>
 
+<file path=word/endnotes.xml><?xml version="1.0" encoding="utf-8"?>
+<w:endnotes xmlns:wpc="http://schemas.microsoft.com/office/word/2010/wordprocessingCanvas" xmlns:cx="http://schemas.microsoft.com/office/drawing/2014/chartex" xmlns:cx1="http://schemas.microsoft.com/office/drawing/2015/9/8/chartex" xmlns:cx2="http://schemas.microsoft.com/office/drawing/2015/10/21/chartex" xmlns:cx3="http://schemas.microsoft.com/office/drawing/2016/5/9/chartex" xmlns:cx4="http://schemas.microsoft.com/office/drawing/2016/5/10/chartex" xmlns:cx5="http://schemas.microsoft.com/office/drawing/2016/5/11/chartex" xmlns:cx6="http://schemas.microsoft.com/office/drawing/2016/5/12/chartex" xmlns:cx7="http://schemas.microsoft.com/office/drawing/2016/5/13/chartex" xmlns:cx8="http://schemas.microsoft.com/office/drawing/2016/5/14/chartex" xmlns:mc="http://schemas.openxmlformats.org/markup-compatibility/2006" xmlns:aink="http://schemas.microsoft.com/office/drawing/2016/ink" xmlns:am3d="http://schemas.microsoft.com/office/drawing/2017/model3d" xmlns:o="urn:schemas-microsoft-com:office:office" xmlns:r="http://schemas.openxmlformats.org/officeDocument/2006/relationships" xmlns:m="http://schemas.openxmlformats.org/officeDocument/2006/math" xmlns:v="urn:schemas-microsoft-com:vml" xmlns:wp14="http://schemas.microsoft.com/office/word/2010/wordprocessingDrawing" xmlns:wp="http://schemas.openxmlformats.org/drawingml/2006/wordprocessingDrawing" xmlns:w10="urn:schemas-microsoft-com:office:word" xmlns:w="http://schemas.openxmlformats.org/wordprocessingml/2006/main" xmlns:w14="http://schemas.microsoft.com/office/word/2010/wordml" xmlns:w15="http://schemas.microsoft.com/office/word/2012/wordml" xmlns:w16cid="http://schemas.microsoft.com/office/word/2016/wordml/cid" xmlns:w16se="http://schemas.microsoft.com/office/word/2015/wordml/symex" xmlns:wpg="http://schemas.microsoft.com/office/word/2010/wordprocessingGroup" xmlns:wpi="http://schemas.microsoft.com/office/word/2010/wordprocessingInk" xmlns:wne="http://schemas.microsoft.com/office/word/2006/wordml" xmlns:wps="http://schemas.microsoft.com/office/word/2010/wordprocessingShape" mc:Ignorable="w14 w15 w16se w16cid wp14">
+  <w:endnote w:type="separator" w:id="-1">
+    <w:p>
+      <w:pPr>
+        <w:spacing w:after="0" w:line="240" w:lineRule="auto"/>
+      </w:pPr>
+      <w:r>
+        <w:separator/>
+      </w:r>
+    </w:p>
+  </w:endnote>
+  <w:endnote w:type="continuationSeparator" w:id="0">
+    <w:p>
+      <w:pPr>
+        <w:spacing w:after="0" w:line="240" w:lineRule="auto"/>
+      </w:pPr>
+      <w:r>
+        <w:continuationSeparator/>
+      </w:r>
+    </w:p>
+  </w:endnote>
+</w:endnotes>
+</file>
+
+<file path=word/footer1.xml><?xml version="1.0" encoding="utf-8"?>
+<w:ftr xmlns:wpc="http://schemas.microsoft.com/office/word/2010/wordprocessingCanvas" xmlns:cx="http://schemas.microsoft.com/office/drawing/2014/chartex" xmlns:cx1="http://schemas.microsoft.com/office/drawing/2015/9/8/chartex" xmlns:cx2="http://schemas.microsoft.com/office/drawing/2015/10/21/chartex" xmlns:cx3="http://schemas.microsoft.com/office/drawing/2016/5/9/chartex" xmlns:cx4="http://schemas.microsoft.com/office/drawing/2016/5/10/chartex" xmlns:cx5="http://schemas.microsoft.com/office/drawing/2016/5/11/chartex" xmlns:cx6="http://schemas.microsoft.com/office/drawing/2016/5/12/chartex" xmlns:cx7="http://schemas.microsoft.com/office/drawing/2016/5/13/chartex" xmlns:cx8="http://schemas.microsoft.com/office/drawing/2016/5/14/chartex" xmlns:mc="http://schemas.openxmlformats.org/markup-compatibility/2006" xmlns:aink="http://schemas.microsoft.com/office/drawing/2016/ink" xmlns:am3d="http://schemas.microsoft.com/office/drawing/2017/model3d" xmlns:o="urn:schemas-microsoft-com:office:office" xmlns:r="http://schemas.openxmlformats.org/officeDocument/2006/relationships" xmlns:m="http://schemas.openxmlformats.org/officeDocument/2006/math" xmlns:v="urn:schemas-microsoft-com:vml" xmlns:wp14="http://schemas.microsoft.com/office/word/2010/wordprocessingDrawing" xmlns:wp="http://schemas.openxmlformats.org/drawingml/2006/wordprocessingDrawing" xmlns:w10="urn:schemas-microsoft-com:office:word" xmlns:w="http://schemas.openxmlformats.org/wordprocessingml/2006/main" xmlns:w14="http://schemas.microsoft.com/office/word/2010/wordml" xmlns:w15="http://schemas.microsoft.com/office/word/2012/wordml" xmlns:w16cid="http://schemas.microsoft.com/office/word/2016/wordml/cid" xmlns:w16se="http://schemas.microsoft.com/office/word/2015/wordml/symex" xmlns:wpg="http://schemas.microsoft.com/office/word/2010/wordprocessingGroup" xmlns:wpi="http://schemas.microsoft.com/office/word/2010/wordprocessingInk" xmlns:wne="http://schemas.microsoft.com/office/word/2006/wordml" xmlns:wps="http://schemas.microsoft.com/office/word/2010/wordprocessingShape" mc:Ignorable="w14 w15 w16se w16cid wp14">
+  <w:sdt>
+    <w:sdtPr>
+      <w:id w:val="1372180984"/>
+      <w:docPartObj>
+        <w:docPartGallery w:val="Page Numbers (Bottom of Page)"/>
+        <w:docPartUnique/>
+      </w:docPartObj>
+    </w:sdtPr>
+    <w:sdtContent>
+      <w:p>
+        <w:pPr>
+          <w:pStyle w:val="llb"/>
+          <w:jc w:val="center"/>
+        </w:pPr>
+        <w:r>
+          <w:fldChar w:fldCharType="begin"/>
+        </w:r>
+        <w:r>
+          <w:instrText>PAGE   \* MERGEFORMAT</w:instrText>
+        </w:r>
+        <w:r>
+          <w:fldChar w:fldCharType="separate"/>
+        </w:r>
+        <w:r>
+          <w:t>2</w:t>
+        </w:r>
+        <w:r>
+          <w:fldChar w:fldCharType="end"/>
+        </w:r>
+      </w:p>
+    </w:sdtContent>
+  </w:sdt>
+  <w:p>
+    <w:pPr>
+      <w:pStyle w:val="llb"/>
+    </w:pPr>
+  </w:p>
+</w:ftr>
+</file>
+
+<file path=word/footnotes.xml><?xml version="1.0" encoding="utf-8"?>
+<w:footnotes xmlns:wpc="http://schemas.microsoft.com/office/word/2010/wordprocessingCanvas" xmlns:cx="http://schemas.microsoft.com/office/drawing/2014/chartex" xmlns:cx1="http://schemas.microsoft.com/office/drawing/2015/9/8/chartex" xmlns:cx2="http://schemas.microsoft.com/office/drawing/2015/10/21/chartex" xmlns:cx3="http://schemas.microsoft.com/office/drawing/2016/5/9/chartex" xmlns:cx4="http://schemas.microsoft.com/office/drawing/2016/5/10/chartex" xmlns:cx5="http://schemas.microsoft.com/office/drawing/2016/5/11/chartex" xmlns:cx6="http://schemas.microsoft.com/office/drawing/2016/5/12/chartex" xmlns:cx7="http://schemas.microsoft.com/office/drawing/2016/5/13/chartex" xmlns:cx8="http://schemas.microsoft.com/office/drawing/2016/5/14/chartex" xmlns:mc="http://schemas.openxmlformats.org/markup-compatibility/2006" xmlns:aink="http://schemas.microsoft.com/office/drawing/2016/ink" xmlns:am3d="http://schemas.microsoft.com/office/drawing/2017/model3d" xmlns:o="urn:schemas-microsoft-com:office:office" xmlns:r="http://schemas.openxmlformats.org/officeDocument/2006/relationships" xmlns:m="http://schemas.openxmlformats.org/officeDocument/2006/math" xmlns:v="urn:schemas-microsoft-com:vml" xmlns:wp14="http://schemas.microsoft.com/office/word/2010/wordprocessingDrawing" xmlns:wp="http://schemas.openxmlformats.org/drawingml/2006/wordprocessingDrawing" xmlns:w10="urn:schemas-microsoft-com:office:word" xmlns:w="http://schemas.openxmlformats.org/wordprocessingml/2006/main" xmlns:w14="http://schemas.microsoft.com/office/word/2010/wordml" xmlns:w15="http://schemas.microsoft.com/office/word/2012/wordml" xmlns:w16cid="http://schemas.microsoft.com/office/word/2016/wordml/cid" xmlns:w16se="http://schemas.microsoft.com/office/word/2015/wordml/symex" xmlns:wpg="http://schemas.microsoft.com/office/word/2010/wordprocessingGroup" xmlns:wpi="http://schemas.microsoft.com/office/word/2010/wordprocessingInk" xmlns:wne="http://schemas.microsoft.com/office/word/2006/wordml" xmlns:wps="http://schemas.microsoft.com/office/word/2010/wordprocessingShape" mc:Ignorable="w14 w15 w16se w16cid wp14">
+  <w:footnote w:type="separator" w:id="-1">
+    <w:p>
+      <w:pPr>
+        <w:spacing w:after="0" w:line="240" w:lineRule="auto"/>
+      </w:pPr>
+      <w:r>
+        <w:separator/>
+      </w:r>
+    </w:p>
+  </w:footnote>
+  <w:footnote w:type="continuationSeparator" w:id="0">
+    <w:p>
+      <w:pPr>
+        <w:spacing w:after="0" w:line="240" w:lineRule="auto"/>
+      </w:pPr>
+      <w:r>
+        <w:continuationSeparator/>
+      </w:r>
+    </w:p>
+  </w:footnote>
+</w:footnotes>
+</file>
+
+<file path=word/header1.xml><?xml version="1.0" encoding="utf-8"?>
+<w:hdr xmlns:wpc="http://schemas.microsoft.com/office/word/2010/wordprocessingCanvas" xmlns:cx="http://schemas.microsoft.com/office/drawing/2014/chartex" xmlns:cx1="http://schemas.microsoft.com/office/drawing/2015/9/8/chartex" xmlns:cx2="http://schemas.microsoft.com/office/drawing/2015/10/21/chartex" xmlns:cx3="http://schemas.microsoft.com/office/drawing/2016/5/9/chartex" xmlns:cx4="http://schemas.microsoft.com/office/drawing/2016/5/10/chartex" xmlns:cx5="http://schemas.microsoft.com/office/drawing/2016/5/11/chartex" xmlns:cx6="http://schemas.microsoft.com/office/drawing/2016/5/12/chartex" xmlns:cx7="http://schemas.microsoft.com/office/drawing/2016/5/13/chartex" xmlns:cx8="http://schemas.microsoft.com/office/drawing/2016/5/14/chartex" xmlns:mc="http://schemas.openxmlformats.org/markup-compatibility/2006" xmlns:aink="http://schemas.microsoft.com/office/drawing/2016/ink" xmlns:am3d="http://schemas.microsoft.com/office/drawing/2017/model3d" xmlns:o="urn:schemas-microsoft-com:office:office" xmlns:r="http://schemas.openxmlformats.org/officeDocument/2006/relationships" xmlns:m="http://schemas.openxmlformats.org/officeDocument/2006/math" xmlns:v="urn:schemas-microsoft-com:vml" xmlns:wp14="http://schemas.microsoft.com/office/word/2010/wordprocessingDrawing" xmlns:wp="http://schemas.openxmlformats.org/drawingml/2006/wordprocessingDrawing" xmlns:w10="urn:schemas-microsoft-com:office:word" xmlns:w="http://schemas.openxmlformats.org/wordprocessingml/2006/main" xmlns:w14="http://schemas.microsoft.com/office/word/2010/wordml" xmlns:w15="http://schemas.microsoft.com/office/word/2012/wordml" xmlns:w16cid="http://schemas.microsoft.com/office/word/2016/wordml/cid" xmlns:w16se="http://schemas.microsoft.com/office/word/2015/wordml/symex" xmlns:wpg="http://schemas.microsoft.com/office/word/2010/wordprocessingGroup" xmlns:wpi="http://schemas.microsoft.com/office/word/2010/wordprocessingInk" xmlns:wne="http://schemas.microsoft.com/office/word/2006/wordml" xmlns:wps="http://schemas.microsoft.com/office/word/2010/wordprocessingShape" mc:Ignorable="w14 w15 w16se w16cid wp14">
+  <w:p>
+    <w:pPr>
+      <w:pStyle w:val="lfej"/>
+    </w:pPr>
+  </w:p>
+  <w:p>
+    <w:pPr>
+      <w:pStyle w:val="lfej"/>
+    </w:pPr>
+  </w:p>
+</w:hdr>
+</file>
+
 <file path=word/numbering.xml><?xml version="1.0" encoding="utf-8"?>
 <w:numbering xmlns:wpc="http://schemas.microsoft.com/office/word/2010/wordprocessingCanvas" xmlns:cx="http://schemas.microsoft.com/office/drawing/2014/chartex" xmlns:cx1="http://schemas.microsoft.com/office/drawing/2015/9/8/chartex" xmlns:cx2="http://schemas.microsoft.com/office/drawing/2015/10/21/chartex" xmlns:cx3="http://schemas.microsoft.com/office/drawing/2016/5/9/chartex" xmlns:cx4="http://schemas.microsoft.com/office/drawing/2016/5/10/chartex" xmlns:cx5="http://schemas.microsoft.com/office/drawing/2016/5/11/chartex" xmlns:cx6="http://schemas.microsoft.com/office/drawing/2016/5/12/chartex" xmlns:cx7="http://schemas.microsoft.com/office/drawing/2016/5/13/chartex" xmlns:cx8="http://schemas.microsoft.com/office/drawing/2016/5/14/chartex" xmlns:mc="http://schemas.openxmlformats.org/markup-compatibility/2006" xmlns:aink="http://schemas.microsoft.com/office/drawing/2016/ink" xmlns:am3d="http://schemas.microsoft.com/office/drawing/2017/model3d" xmlns:o="urn:schemas-microsoft-com:office:office" xmlns:r="http://schemas.openxmlformats.org/officeDocument/2006/relationships" xmlns:m="http://schemas.openxmlformats.org/officeDocument/2006/math" xmlns:v="urn:schemas-microsoft-com:vml" xmlns:wp14="http://schemas.microsoft.com/office/word/2010/wordprocessingDrawing" xmlns:wp="http://schemas.openxmlformats.org/drawingml/2006/wordprocessingDrawing" xmlns:w10="urn:schemas-microsoft-com:office:word" xmlns:w="http://schemas.openxmlformats.org/wordprocessingml/2006/main" xmlns:w14="http://schemas.microsoft.com/office/word/2010/wordml" xmlns:w15="http://schemas.microsoft.com/office/word/2012/wordml" xmlns:w16cid="http://schemas.microsoft.com/office/word/2016/wordml/cid" xmlns:w16se="http://schemas.microsoft.com/office/word/2015/wordml/symex" xmlns:wpg="http://schemas.microsoft.com/office/word/2010/wordprocessingGroup" xmlns:wpi="http://schemas.microsoft.com/office/word/2010/wordprocessingInk" xmlns:wne="http://schemas.microsoft.com/office/word/2006/wordml" xmlns:wps="http://schemas.microsoft.com/office/word/2010/wordprocessingShape" mc:Ignorable="w14 w15 w16se w16cid wp14">
   <w:abstractNum w:abstractNumId="0" w15:restartNumberingAfterBreak="0">
+    <w:nsid w:val="FFFFFF89"/>
+    <w:multiLevelType w:val="singleLevel"/>
+    <w:tmpl w:val="BAF61C7C"/>
+    <w:lvl w:ilvl="0">
+      <w:start w:val="1"/>
+      <w:numFmt w:val="bullet"/>
+      <w:pStyle w:val="Felsorols"/>
+      <w:lvlText w:val=""/>
+      <w:lvlJc w:val="left"/>
+      <w:pPr>
+        <w:tabs>
+          <w:tab w:val="left" w:pos="360"/>
+        </w:tabs>
+        <w:ind w:left="360" w:hanging="360"/>
+      </w:pPr>
+      <w:rPr>
+        <w:rFonts w:ascii="Symbol" w:hAnsi="Symbol" w:hint="default"/>
+      </w:rPr>
+    </w:lvl>
+  </w:abstractNum>
+  <w:abstractNum w:abstractNumId="1" w15:restartNumberingAfterBreak="0">
     <w:nsid w:val="047D641C"/>
     <w:multiLevelType w:val="multilevel"/>
     <w:tmpl w:val="886895FA"/>
@@ -1984,7 +2423,7 @@
       </w:rPr>
     </w:lvl>
   </w:abstractNum>
-  <w:abstractNum w:abstractNumId="1" w15:restartNumberingAfterBreak="0">
+  <w:abstractNum w:abstractNumId="2" w15:restartNumberingAfterBreak="0">
     <w:nsid w:val="1D0A511E"/>
     <w:multiLevelType w:val="multilevel"/>
     <w:tmpl w:val="51604C6E"/>
@@ -2133,7 +2572,7 @@
       </w:rPr>
     </w:lvl>
   </w:abstractNum>
-  <w:abstractNum w:abstractNumId="2" w15:restartNumberingAfterBreak="0">
+  <w:abstractNum w:abstractNumId="3" w15:restartNumberingAfterBreak="0">
     <w:nsid w:val="2B063BD5"/>
     <w:multiLevelType w:val="multilevel"/>
     <w:tmpl w:val="2D9C27A6"/>
@@ -2282,7 +2721,7 @@
       </w:rPr>
     </w:lvl>
   </w:abstractNum>
-  <w:abstractNum w:abstractNumId="3" w15:restartNumberingAfterBreak="0">
+  <w:abstractNum w:abstractNumId="4" w15:restartNumberingAfterBreak="0">
     <w:nsid w:val="36D5397A"/>
     <w:multiLevelType w:val="multilevel"/>
     <w:tmpl w:val="6C625060"/>
@@ -2431,7 +2870,7 @@
       </w:rPr>
     </w:lvl>
   </w:abstractNum>
-  <w:abstractNum w:abstractNumId="4" w15:restartNumberingAfterBreak="0">
+  <w:abstractNum w:abstractNumId="5" w15:restartNumberingAfterBreak="0">
     <w:nsid w:val="3E4A64A4"/>
     <w:multiLevelType w:val="multilevel"/>
     <w:tmpl w:val="8D72CA28"/>
@@ -2580,7 +3019,7 @@
       </w:rPr>
     </w:lvl>
   </w:abstractNum>
-  <w:abstractNum w:abstractNumId="5" w15:restartNumberingAfterBreak="0">
+  <w:abstractNum w:abstractNumId="6" w15:restartNumberingAfterBreak="0">
     <w:nsid w:val="422A0F02"/>
     <w:multiLevelType w:val="multilevel"/>
     <w:tmpl w:val="FF0E737A"/>
@@ -2729,7 +3168,7 @@
       </w:rPr>
     </w:lvl>
   </w:abstractNum>
-  <w:abstractNum w:abstractNumId="6" w15:restartNumberingAfterBreak="0">
+  <w:abstractNum w:abstractNumId="7" w15:restartNumberingAfterBreak="0">
     <w:nsid w:val="42F44048"/>
     <w:multiLevelType w:val="multilevel"/>
     <w:tmpl w:val="B6F6A9FA"/>
@@ -2878,7 +3317,7 @@
       </w:rPr>
     </w:lvl>
   </w:abstractNum>
-  <w:abstractNum w:abstractNumId="7" w15:restartNumberingAfterBreak="0">
+  <w:abstractNum w:abstractNumId="8" w15:restartNumberingAfterBreak="0">
     <w:nsid w:val="4F6A515E"/>
     <w:multiLevelType w:val="multilevel"/>
     <w:tmpl w:val="9080FE56"/>
@@ -3027,7 +3466,7 @@
       </w:rPr>
     </w:lvl>
   </w:abstractNum>
-  <w:abstractNum w:abstractNumId="8" w15:restartNumberingAfterBreak="0">
+  <w:abstractNum w:abstractNumId="9" w15:restartNumberingAfterBreak="0">
     <w:nsid w:val="58062468"/>
     <w:multiLevelType w:val="multilevel"/>
     <w:tmpl w:val="CAAA9624"/>
@@ -3176,7 +3615,7 @@
       </w:rPr>
     </w:lvl>
   </w:abstractNum>
-  <w:abstractNum w:abstractNumId="9" w15:restartNumberingAfterBreak="0">
+  <w:abstractNum w:abstractNumId="10" w15:restartNumberingAfterBreak="0">
     <w:nsid w:val="6BB830D6"/>
     <w:multiLevelType w:val="multilevel"/>
     <w:tmpl w:val="720E02D4"/>
@@ -3325,7 +3764,7 @@
       </w:rPr>
     </w:lvl>
   </w:abstractNum>
-  <w:abstractNum w:abstractNumId="10" w15:restartNumberingAfterBreak="0">
+  <w:abstractNum w:abstractNumId="11" w15:restartNumberingAfterBreak="0">
     <w:nsid w:val="6C484F90"/>
     <w:multiLevelType w:val="multilevel"/>
     <w:tmpl w:val="32EC1768"/>
@@ -3475,37 +3914,40 @@
     </w:lvl>
   </w:abstractNum>
   <w:num w:numId="1">
+    <w:abstractNumId w:val="9"/>
+  </w:num>
+  <w:num w:numId="2">
+    <w:abstractNumId w:val="1"/>
+  </w:num>
+  <w:num w:numId="3">
+    <w:abstractNumId w:val="7"/>
+  </w:num>
+  <w:num w:numId="4">
+    <w:abstractNumId w:val="2"/>
+  </w:num>
+  <w:num w:numId="5">
+    <w:abstractNumId w:val="5"/>
+  </w:num>
+  <w:num w:numId="6">
+    <w:abstractNumId w:val="3"/>
+  </w:num>
+  <w:num w:numId="7">
+    <w:abstractNumId w:val="4"/>
+  </w:num>
+  <w:num w:numId="8">
+    <w:abstractNumId w:val="10"/>
+  </w:num>
+  <w:num w:numId="9">
+    <w:abstractNumId w:val="11"/>
+  </w:num>
+  <w:num w:numId="10">
+    <w:abstractNumId w:val="6"/>
+  </w:num>
+  <w:num w:numId="11">
     <w:abstractNumId w:val="8"/>
   </w:num>
-  <w:num w:numId="2">
+  <w:num w:numId="12">
     <w:abstractNumId w:val="0"/>
-  </w:num>
-  <w:num w:numId="3">
-    <w:abstractNumId w:val="6"/>
-  </w:num>
-  <w:num w:numId="4">
-    <w:abstractNumId w:val="1"/>
-  </w:num>
-  <w:num w:numId="5">
-    <w:abstractNumId w:val="4"/>
-  </w:num>
-  <w:num w:numId="6">
-    <w:abstractNumId w:val="2"/>
-  </w:num>
-  <w:num w:numId="7">
-    <w:abstractNumId w:val="3"/>
-  </w:num>
-  <w:num w:numId="8">
-    <w:abstractNumId w:val="9"/>
-  </w:num>
-  <w:num w:numId="9">
-    <w:abstractNumId w:val="10"/>
-  </w:num>
-  <w:num w:numId="10">
-    <w:abstractNumId w:val="5"/>
-  </w:num>
-  <w:num w:numId="11">
-    <w:abstractNumId w:val="7"/>
   </w:num>
 </w:numbering>
 </file>
@@ -3576,7 +4018,7 @@
     <w:lsdException w:name="macro" w:semiHidden="1" w:unhideWhenUsed="1"/>
     <w:lsdException w:name="toa heading" w:semiHidden="1" w:unhideWhenUsed="1"/>
     <w:lsdException w:name="List" w:semiHidden="1" w:unhideWhenUsed="1"/>
-    <w:lsdException w:name="List Bullet" w:semiHidden="1" w:unhideWhenUsed="1"/>
+    <w:lsdException w:name="List Bullet" w:semiHidden="1" w:unhideWhenUsed="1" w:qFormat="1"/>
     <w:lsdException w:name="List Number" w:semiHidden="1" w:unhideWhenUsed="1"/>
     <w:lsdException w:name="List 2" w:semiHidden="1" w:unhideWhenUsed="1"/>
     <w:lsdException w:name="List 3" w:semiHidden="1" w:unhideWhenUsed="1"/>
@@ -3974,7 +4416,6 @@
   <w:style w:type="character" w:default="1" w:styleId="Bekezdsalapbettpusa">
     <w:name w:val="Default Paragraph Font"/>
     <w:uiPriority w:val="1"/>
-    <w:semiHidden/>
     <w:unhideWhenUsed/>
   </w:style>
   <w:style w:type="table" w:default="1" w:styleId="Normltblzat">
@@ -4073,6 +4514,69 @@
       <w:sz w:val="24"/>
       <w:szCs w:val="24"/>
     </w:rPr>
+  </w:style>
+  <w:style w:type="paragraph" w:styleId="Felsorols">
+    <w:name w:val="List Bullet"/>
+    <w:basedOn w:val="Norml"/>
+    <w:uiPriority w:val="99"/>
+    <w:unhideWhenUsed/>
+    <w:qFormat/>
+    <w:rsid w:val="001B7126"/>
+    <w:pPr>
+      <w:numPr>
+        <w:numId w:val="12"/>
+      </w:numPr>
+      <w:spacing w:after="200" w:line="276" w:lineRule="auto"/>
+      <w:contextualSpacing/>
+    </w:pPr>
+    <w:rPr>
+      <w:rFonts w:eastAsiaTheme="minorEastAsia"/>
+      <w:lang w:val="en-US"/>
+    </w:rPr>
+  </w:style>
+  <w:style w:type="paragraph" w:styleId="lfej">
+    <w:name w:val="header"/>
+    <w:basedOn w:val="Norml"/>
+    <w:link w:val="lfejChar"/>
+    <w:uiPriority w:val="99"/>
+    <w:unhideWhenUsed/>
+    <w:rsid w:val="00560ADD"/>
+    <w:pPr>
+      <w:tabs>
+        <w:tab w:val="center" w:pos="4536"/>
+        <w:tab w:val="right" w:pos="9072"/>
+      </w:tabs>
+      <w:spacing w:after="0" w:line="240" w:lineRule="auto"/>
+    </w:pPr>
+  </w:style>
+  <w:style w:type="character" w:customStyle="1" w:styleId="lfejChar">
+    <w:name w:val="Élőfej Char"/>
+    <w:basedOn w:val="Bekezdsalapbettpusa"/>
+    <w:link w:val="lfej"/>
+    <w:uiPriority w:val="99"/>
+    <w:rsid w:val="00560ADD"/>
+  </w:style>
+  <w:style w:type="paragraph" w:styleId="llb">
+    <w:name w:val="footer"/>
+    <w:basedOn w:val="Norml"/>
+    <w:link w:val="llbChar"/>
+    <w:uiPriority w:val="99"/>
+    <w:unhideWhenUsed/>
+    <w:rsid w:val="00560ADD"/>
+    <w:pPr>
+      <w:tabs>
+        <w:tab w:val="center" w:pos="4536"/>
+        <w:tab w:val="right" w:pos="9072"/>
+      </w:tabs>
+      <w:spacing w:after="0" w:line="240" w:lineRule="auto"/>
+    </w:pPr>
+  </w:style>
+  <w:style w:type="character" w:customStyle="1" w:styleId="llbChar">
+    <w:name w:val="Élőláb Char"/>
+    <w:basedOn w:val="Bekezdsalapbettpusa"/>
+    <w:link w:val="llb"/>
+    <w:uiPriority w:val="99"/>
+    <w:rsid w:val="00560ADD"/>
   </w:style>
 </w:styles>
 </file>
